--- a/research/rmj_submission_2026-09-01/01_RMJ_Manuscript_ANONYMOUS.docx
+++ b/research/rmj_submission_2026-09-01/01_RMJ_Manuscript_ANONYMOUS.docx
@@ -421,7 +421,7 @@
         <w:spacing w:after="140"/>
       </w:pPr>
       <w:r>
-        <w:t xml:space="preserve">This study applies a structured record-level review protocol designed to examine whether the basis of a consequential determination can later be reconstructed from the record itself. The protocol is named and described in full in the non-anonymous version of this manuscript. Five conditions carry that question. Reconstructability, whether the conclusion can be rebuilt from the record alone. Basis identification, whether the source of each characterisation is identifiable. Chronological integrity, whether dates, sequence, and sources hold together when read cold. Decision-process traceability, whether the reasoning from evidence to conclusion can be followed and the responsible parties identified. Evidentiary sufficiency, whether the record carries enough to support the weight of the decision.</w:t>
+        <w:t xml:space="preserve">This study applies a structured record-level review protocol designed to examine whether the basis of a consequential determination can later be reconstructed from the record itself. Five conditions carry that question. Reconstructability, whether the conclusion can be rebuilt from the record alone. Basis identification, whether the source of each characterisation is identifiable. Chronological integrity, whether dates, sequence, and sources hold together when read cold. Decision-process traceability, whether the reasoning from evidence to conclusion can be followed and the responsible parties identified. Evidentiary sufficiency, whether the record carries enough to support the weight of the decision.</w:t>
       </w:r>
     </w:p>
     <w:p>
